--- a/policies/build/preview/HCO.COP.13_v2_preview.docx
+++ b/policies/build/preview/HCO.COP.13_v2_preview.docx
@@ -406,7 +406,7 @@
                 <w:sz w:val="18"/>
                 <w:szCs w:val="18"/>
               </w:rPr>
-              <w:t xml:space="preserve">«Patient Rights Officer»  Name «________»</w:t>
+              <w:t xml:space="preserve">«Anaesthesia In-Charge»  Name «________»</w:t>
             </w:r>
           </w:p>
         </w:tc>
@@ -887,7 +887,7 @@
           <w:sz w:val="22"/>
           <w:szCs w:val="22"/>
         </w:rPr>
-        <w:t xml:space="preserve">7. Do not skip: The anaesthesiologist applies dened criteria to transfer the patient from the recovery area.</w:t>
+        <w:t xml:space="preserve">7. Do not skip: The anaesthesiologist applies defined criteria to transfer the patient from the recovery area.</w:t>
       </w:r>
     </w:p>
     <w:p>
@@ -1187,19 +1187,19 @@
         <w:spacing w:after="100" w:before="220"/>
       </w:pPr>
       <w:r>
-        <w:t xml:space="preserve">5.7 The anaesthesiologist applies dened criteria to transfer the patient..</w:t>
-      </w:r>
-    </w:p>
-    <w:p>
-      <w:pPr>
-        <w:spacing w:after="140"/>
-      </w:pPr>
-      <w:r>
-        <w:rPr>
-          <w:sz w:val="22"/>
-          <w:szCs w:val="22"/>
-        </w:rPr>
-        <w:t xml:space="preserve">The anaesthesiologist applies dened criteria to transfer the patient from the recovery area.</w:t>
+        <w:t xml:space="preserve">5.7 The anaesthesiologist applies defined criteria to transfer the patien..</w:t>
+      </w:r>
+    </w:p>
+    <w:p>
+      <w:pPr>
+        <w:spacing w:after="140"/>
+      </w:pPr>
+      <w:r>
+        <w:rPr>
+          <w:sz w:val="22"/>
+          <w:szCs w:val="22"/>
+        </w:rPr>
+        <w:t xml:space="preserve">The anaesthesiologist applies defined criteria to transfer the patient from the recovery area.</w:t>
       </w:r>
     </w:p>
     <w:p>
@@ -2498,7 +2498,7 @@
           <w:sz w:val="22"/>
           <w:szCs w:val="22"/>
         </w:rPr>
-        <w:t xml:space="preserve">Medical Superintendent; Anaesthesia In-Charge; Quality Coordinator; department clinical staff covered by COP.13.</w:t>
+        <w:t xml:space="preserve">Medical Superintendent; Anaesthesia In-Charge; Quality Coordinator; department clinical staff covered by COP.13</w:t>
       </w:r>
     </w:p>
     <w:p>
@@ -3243,7 +3243,7 @@
                 <w:sz w:val="18"/>
                 <w:szCs w:val="18"/>
               </w:rPr>
-              <w:t xml:space="preserve">The anaesthesiologist applies dened criteria to transfer the patient from the recovery area.</w:t>
+              <w:t xml:space="preserve">The anaesthesiologist applies defined criteria to transfer the patient from the recovery area.</w:t>
             </w:r>
           </w:p>
         </w:tc>
@@ -3969,7 +3969,7 @@
         <w:spacing w:after="100" w:before="220"/>
       </w:pPr>
       <w:r>
-        <w:t xml:space="preserve">COP.13.g — The anaesthesiologist applies dened criteria to transfer the patient from the recovery area.</w:t>
+        <w:t xml:space="preserve">COP.13.g — The anaesthesiologist applies defined criteria to transfer the patient from the recovery area.</w:t>
       </w:r>
     </w:p>
     <w:p>
